--- a/Вето № 81 — личные обращения/03. Обращение в Офис Генерального прокурора.docx
+++ b/Вето № 81 — личные обращения/03. Обращение в Офис Генерального прокурора.docx
@@ -101,7 +101,7 @@
           <w:i w:val="0"/>
           <w:sz w:val="24"/>
         </w:rPr>
-        <w:t>4. Дата и время события: 30.10.2026, время подписания и публикации Указа — [указать по публикации]</w:t>
+        <w:t>4. Дата и время события: 30.10.2026, 23:42 (официальная публикация Указа № 81)</w:t>
       </w:r>
     </w:p>
     <w:p>
@@ -135,7 +135,7 @@
           <w:i w:val="0"/>
           <w:sz w:val="24"/>
         </w:rPr>
-        <w:t>30.10.2026 Губернатор штата Сан-Андреас подписал Указ № 81 «Об отклонении закона (вето)», которым отклонён законопроект «О внесении изменений в Процессуальный кодекс штата Сан-Андреас» (ACT. 244), дополняющий часть 1 статьи 18 Процессуального кодекса пунктом «м»: сотрудник отдела IAD (Internal Affairs Division) ведомств LSPD и LSCSD признаётся субъектом задержания исключительно в целях надзорной деятельности за соблюдением сотрудниками своего правоохранительного органа процессуальных норм на территории своего департамента, законодательства штата и внутреннего устава. Законопроект принят Сенатом штата Сан-Андреас голосами «за» — 10, «против» — 3, «воздержался» — 1.</w:t>
+        <w:t>30.10.2026 в 23:42 Губернатор штата Сан-Андреас официально опубликовал Указ № 81 «Об отклонении закона (вето)», которым отклонён законопроект «О внесении изменений в Процессуальный кодекс штата Сан-Андреас» (ACT. 244), дополняющий часть 1 статьи 18 Процессуального кодекса пунктом «м»: сотрудник отдела IAD (Internal Affairs Division) ведомств LSPD и LSCSD признаётся субъектом задержания исключительно в целях надзорной деятельности за соблюдением сотрудниками своего правоохранительного органа процессуальных норм на территории своего департамента, законодательства штата и внутреннего устава. Законопроект принят Сенатом штата Сан-Андреас голосами «за» — 10, «против» — 3, «воздержался» — 1.</w:t>
       </w:r>
     </w:p>
     <w:p>
@@ -203,7 +203,7 @@
           <w:i w:val="0"/>
           <w:sz w:val="24"/>
         </w:rPr>
-        <w:t>Нарушение четвёртое. Согласно части 4 статьи 80 Конституции право вето применяется в течение двух дней с момента поступления закона. Законопроект датирован 21.10.2026, Указ подписан 30.10.2026. Если закон поступил Губернатору ранее 28.10.2026, двухдневный срок истёк, и Указ издан с нарушением части 4 статьи 80 Конституции. Дата поступления закона устанавливается по сопроводительному письму Сената.</w:t>
+        <w:t>Нарушение четвёртое. Согласно части 4 статьи 80 Конституции право вето применяется в течение двух дней с момента поступления закона. Законопроект датирован 21.10.2026, Указ опубликован 30.10.2026 в 23:42. Если закон поступил Губернатору 28.10.2026 ранее 23:42, двухдневный срок истёк, и Указ издан с нарушением части 4 статьи 80 Конституции. Дата поступления закона устанавливается по сопроводительному письму Сената.</w:t>
       </w:r>
     </w:p>
     <w:p>
